--- a/ODPC/Compliance Concept note2 Final.docx
+++ b/ODPC/Compliance Concept note2 Final.docx
@@ -1,6 +1,6 @@
 
 <file path=word/document.xml><?xml version="1.0" encoding="utf-8"?>
-<w:document xmlns:wpc="http://schemas.microsoft.com/office/word/2010/wordprocessingCanvas" xmlns:mc="http://schemas.openxmlformats.org/markup-compatibility/2006" xmlns:o="urn:schemas-microsoft-com:office:office" xmlns:r="http://schemas.openxmlformats.org/officeDocument/2006/relationships" xmlns:m="http://schemas.openxmlformats.org/officeDocument/2006/math" xmlns:v="urn:schemas-microsoft-com:vml" xmlns:wp14="http://schemas.microsoft.com/office/word/2010/wordprocessingDrawing" xmlns:wp="http://schemas.openxmlformats.org/drawingml/2006/wordprocessingDrawing" xmlns:w10="urn:schemas-microsoft-com:office:word" xmlns:w="http://schemas.openxmlformats.org/wordprocessingml/2006/main" xmlns:w14="http://schemas.microsoft.com/office/word/2010/wordml" xmlns:w15="http://schemas.microsoft.com/office/word/2012/wordml" xmlns:wpg="http://schemas.microsoft.com/office/word/2010/wordprocessingGroup" xmlns:wpi="http://schemas.microsoft.com/office/word/2010/wordprocessingInk" xmlns:wne="http://schemas.microsoft.com/office/word/2006/wordml" xmlns:wps="http://schemas.microsoft.com/office/word/2010/wordprocessingShape" mc:Ignorable="w14 w15 wp14">
+<w:document xmlns:wpc="http://schemas.microsoft.com/office/word/2010/wordprocessingCanvas" xmlns:cx="http://schemas.microsoft.com/office/drawing/2014/chartex" xmlns:cx1="http://schemas.microsoft.com/office/drawing/2015/9/8/chartex" xmlns:cx2="http://schemas.microsoft.com/office/drawing/2015/10/21/chartex" xmlns:cx3="http://schemas.microsoft.com/office/drawing/2016/5/9/chartex" xmlns:cx4="http://schemas.microsoft.com/office/drawing/2016/5/10/chartex" xmlns:cx5="http://schemas.microsoft.com/office/drawing/2016/5/11/chartex" xmlns:cx6="http://schemas.microsoft.com/office/drawing/2016/5/12/chartex" xmlns:cx7="http://schemas.microsoft.com/office/drawing/2016/5/13/chartex" xmlns:cx8="http://schemas.microsoft.com/office/drawing/2016/5/14/chartex" xmlns:mc="http://schemas.openxmlformats.org/markup-compatibility/2006" xmlns:aink="http://schemas.microsoft.com/office/drawing/2016/ink" xmlns:am3d="http://schemas.microsoft.com/office/drawing/2017/model3d" xmlns:o="urn:schemas-microsoft-com:office:office" xmlns:oel="http://schemas.microsoft.com/office/2019/extlst" xmlns:r="http://schemas.openxmlformats.org/officeDocument/2006/relationships" xmlns:m="http://schemas.openxmlformats.org/officeDocument/2006/math" xmlns:v="urn:schemas-microsoft-com:vml" xmlns:wp14="http://schemas.microsoft.com/office/word/2010/wordprocessingDrawing" xmlns:wp="http://schemas.openxmlformats.org/drawingml/2006/wordprocessingDrawing" xmlns:w10="urn:schemas-microsoft-com:office:word" xmlns:w="http://schemas.openxmlformats.org/wordprocessingml/2006/main" xmlns:w14="http://schemas.microsoft.com/office/word/2010/wordml" xmlns:w15="http://schemas.microsoft.com/office/word/2012/wordml" xmlns:w16cex="http://schemas.microsoft.com/office/word/2018/wordml/cex" xmlns:w16cid="http://schemas.microsoft.com/office/word/2016/wordml/cid" xmlns:w16="http://schemas.microsoft.com/office/word/2018/wordml" xmlns:w16du="http://schemas.microsoft.com/office/word/2023/wordml/word16du" xmlns:w16sdtdh="http://schemas.microsoft.com/office/word/2020/wordml/sdtdatahash" xmlns:w16sdtfl="http://schemas.microsoft.com/office/word/2024/wordml/sdtformatlock" xmlns:w16se="http://schemas.microsoft.com/office/word/2015/wordml/symex" xmlns:wpg="http://schemas.microsoft.com/office/word/2010/wordprocessingGroup" xmlns:wpi="http://schemas.microsoft.com/office/word/2010/wordprocessingInk" xmlns:wne="http://schemas.microsoft.com/office/word/2006/wordml" xmlns:wps="http://schemas.microsoft.com/office/word/2010/wordprocessingShape" mc:Ignorable="w14 w15 w16se w16cid w16 w16cex w16sdtdh w16sdtfl w16du wp14">
   <w:body>
     <w:p>
       <w:pPr>
@@ -119,7 +119,7 @@
         <mc:AlternateContent>
           <mc:Choice Requires="wps">
             <w:drawing>
-              <wp:anchor distT="0" distB="0" distL="114300" distR="114300" simplePos="0" relativeHeight="251659264" behindDoc="0" locked="0" layoutInCell="1" allowOverlap="1">
+              <wp:anchor distT="0" distB="0" distL="114300" distR="114300" simplePos="0" relativeHeight="251659264" behindDoc="0" locked="0" layoutInCell="1" allowOverlap="1" wp14:anchorId="6B1E8278" wp14:editId="0C8027DD">
                 <wp:simplePos x="0" y="0"/>
                 <wp:positionH relativeFrom="column">
                   <wp:posOffset>358140</wp:posOffset>
@@ -240,8 +240,19 @@
           <w:sz w:val="24"/>
           <w:szCs w:val="24"/>
         </w:rPr>
-        <w:t>Concept note</w:t>
-      </w:r>
+        <w:t xml:space="preserve">Concept </w:t>
+      </w:r>
+      <w:proofErr w:type="gramStart"/>
+      <w:r>
+        <w:rPr>
+          <w:rFonts w:ascii="Arial" w:hAnsi="Arial" w:cs="Arial"/>
+          <w:b/>
+          <w:sz w:val="24"/>
+          <w:szCs w:val="24"/>
+        </w:rPr>
+        <w:t>note</w:t>
+      </w:r>
+      <w:proofErr w:type="gramEnd"/>
     </w:p>
     <w:p>
       <w:pPr>
@@ -1356,8 +1367,6 @@
             <w:fldChar w:fldCharType="end"/>
           </w:r>
         </w:p>
-        <w:bookmarkStart w:id="0" w:name="_GoBack" w:displacedByCustomXml="next"/>
-        <w:bookmarkEnd w:id="0" w:displacedByCustomXml="next"/>
       </w:sdtContent>
     </w:sdt>
     <w:p>
@@ -1395,13 +1404,12 @@
           <w:p>
             <w:pPr>
               <w:pStyle w:val="Heading1"/>
-              <w:outlineLvl w:val="0"/>
               <w:rPr>
                 <w:rFonts w:ascii="Arial" w:hAnsi="Arial" w:cs="Arial"/>
                 <w:szCs w:val="24"/>
               </w:rPr>
             </w:pPr>
-            <w:bookmarkStart w:id="1" w:name="_Toc235522859"/>
+            <w:bookmarkStart w:id="0" w:name="_Toc235522859"/>
             <w:r>
               <w:rPr>
                 <w:rFonts w:ascii="Arial" w:hAnsi="Arial" w:cs="Arial"/>
@@ -1409,7 +1417,7 @@
               </w:rPr>
               <w:t>Introduction</w:t>
             </w:r>
-            <w:bookmarkEnd w:id="1"/>
+            <w:bookmarkEnd w:id="0"/>
           </w:p>
         </w:tc>
       </w:tr>
@@ -1637,13 +1645,12 @@
           <w:p>
             <w:pPr>
               <w:pStyle w:val="Heading1"/>
-              <w:outlineLvl w:val="0"/>
               <w:rPr>
                 <w:rFonts w:ascii="Arial" w:hAnsi="Arial" w:cs="Arial"/>
                 <w:szCs w:val="24"/>
               </w:rPr>
             </w:pPr>
-            <w:bookmarkStart w:id="2" w:name="_Toc235522860"/>
+            <w:bookmarkStart w:id="1" w:name="_Toc235522860"/>
             <w:r>
               <w:rPr>
                 <w:rFonts w:ascii="Arial" w:hAnsi="Arial" w:cs="Arial"/>
@@ -1651,7 +1658,7 @@
               </w:rPr>
               <w:t>Background</w:t>
             </w:r>
-            <w:bookmarkEnd w:id="2"/>
+            <w:bookmarkEnd w:id="1"/>
           </w:p>
         </w:tc>
       </w:tr>
@@ -1689,7 +1696,39 @@
           <w:sz w:val="24"/>
           <w:szCs w:val="24"/>
         </w:rPr>
-        <w:t>In addition, the Director General has appointed a Data Protection Officer (DPO) to coordinate and oversee compliance with the Data Protection Act, 2019 within the Institute.</w:t>
+        <w:t xml:space="preserve">In addition, the Director General </w:t>
+      </w:r>
+      <w:r>
+        <w:rPr>
+          <w:rFonts w:ascii="Arial" w:hAnsi="Arial" w:cs="Arial"/>
+          <w:sz w:val="24"/>
+          <w:szCs w:val="24"/>
+        </w:rPr>
+        <w:t>has endorsed the Institutional data Governance Development plan (IDGFDP) as well as</w:t>
+      </w:r>
+      <w:r>
+        <w:rPr>
+          <w:rFonts w:ascii="Arial" w:hAnsi="Arial" w:cs="Arial"/>
+          <w:sz w:val="24"/>
+          <w:szCs w:val="24"/>
+        </w:rPr>
+        <w:t xml:space="preserve"> appoint</w:t>
+      </w:r>
+      <w:r>
+        <w:rPr>
+          <w:rFonts w:ascii="Arial" w:hAnsi="Arial" w:cs="Arial"/>
+          <w:sz w:val="24"/>
+          <w:szCs w:val="24"/>
+        </w:rPr>
+        <w:t>ing</w:t>
+      </w:r>
+      <w:r>
+        <w:rPr>
+          <w:rFonts w:ascii="Arial" w:hAnsi="Arial" w:cs="Arial"/>
+          <w:sz w:val="24"/>
+          <w:szCs w:val="24"/>
+        </w:rPr>
+        <w:t xml:space="preserve"> a Data Protection Officer (DPO) to coordinate and oversee compliance with the Data Protection Act, 2019 within the Institute.</w:t>
       </w:r>
     </w:p>
     <w:p>
@@ -1743,6 +1782,7 @@
           <w:sz w:val="24"/>
           <w:szCs w:val="24"/>
         </w:rPr>
+        <w:lastRenderedPageBreak/>
         <w:t>Data protection is therefore an institutional responsibility that requires commitment from all fun</w:t>
       </w:r>
       <w:r>
@@ -1832,13 +1872,12 @@
           <w:p>
             <w:pPr>
               <w:pStyle w:val="Heading1"/>
-              <w:outlineLvl w:val="0"/>
               <w:rPr>
                 <w:rFonts w:ascii="Arial" w:hAnsi="Arial" w:cs="Arial"/>
                 <w:szCs w:val="24"/>
               </w:rPr>
             </w:pPr>
-            <w:bookmarkStart w:id="3" w:name="_Toc235522861"/>
+            <w:bookmarkStart w:id="2" w:name="_Toc235522861"/>
             <w:r>
               <w:rPr>
                 <w:rFonts w:ascii="Arial" w:hAnsi="Arial" w:cs="Arial"/>
@@ -1846,7 +1885,7 @@
               </w:rPr>
               <w:t>Justification</w:t>
             </w:r>
-            <w:bookmarkEnd w:id="3"/>
+            <w:bookmarkEnd w:id="2"/>
           </w:p>
         </w:tc>
       </w:tr>
@@ -1876,7 +1915,23 @@
           <w:sz w:val="24"/>
           <w:szCs w:val="24"/>
         </w:rPr>
-        <w:t>The background highlighted the key milestones as far as data protection and governance is concerned.</w:t>
+        <w:t xml:space="preserve">The background highlighted the key milestones as far as data protection and governance </w:t>
+      </w:r>
+      <w:r>
+        <w:rPr>
+          <w:rFonts w:ascii="Arial" w:hAnsi="Arial" w:cs="Arial"/>
+          <w:sz w:val="24"/>
+          <w:szCs w:val="24"/>
+        </w:rPr>
+        <w:t>are</w:t>
+      </w:r>
+      <w:r>
+        <w:rPr>
+          <w:rFonts w:ascii="Arial" w:hAnsi="Arial" w:cs="Arial"/>
+          <w:sz w:val="24"/>
+          <w:szCs w:val="24"/>
+        </w:rPr>
+        <w:t xml:space="preserve"> concerned.</w:t>
       </w:r>
     </w:p>
     <w:p>
@@ -1894,7 +1949,23 @@
           <w:sz w:val="24"/>
           <w:szCs w:val="24"/>
         </w:rPr>
-        <w:t>It is also noted that, these milestones only mark the beginning rather than the completion of the Institute's data protection journey.</w:t>
+        <w:t xml:space="preserve">It is also noted </w:t>
+      </w:r>
+      <w:r>
+        <w:rPr>
+          <w:rFonts w:ascii="Arial" w:hAnsi="Arial" w:cs="Arial"/>
+          <w:sz w:val="24"/>
+          <w:szCs w:val="24"/>
+        </w:rPr>
+        <w:t>that</w:t>
+      </w:r>
+      <w:r>
+        <w:rPr>
+          <w:rFonts w:ascii="Arial" w:hAnsi="Arial" w:cs="Arial"/>
+          <w:sz w:val="24"/>
+          <w:szCs w:val="24"/>
+        </w:rPr>
+        <w:t xml:space="preserve"> these milestones only mark the beginning rather than the completion of the Institute's data protection journey.</w:t>
       </w:r>
     </w:p>
     <w:p>
@@ -1984,7 +2055,7 @@
           <w:sz w:val="24"/>
           <w:szCs w:val="24"/>
         </w:rPr>
-        <w:t>The participatory approach will promote ownership of the compliance programme, strengthen coordination across directorates and divisions, and establish a common understanding of roles and responsibilities in implementing the Data Protection Act, 2019.</w:t>
+        <w:t>The participatory approach will promote ownership of the compliance program, strengthen coordination across directorates and divisions, and establish a common understanding of roles and responsibilities in implementing the Data Protection Act, 2019.</w:t>
       </w:r>
     </w:p>
     <w:p>
@@ -2002,6 +2073,7 @@
           <w:sz w:val="24"/>
           <w:szCs w:val="24"/>
         </w:rPr>
+        <w:lastRenderedPageBreak/>
         <w:t>The retreat will culminate in the development of a Data Protection Compliance Implementation Strategy and a costed implementation work plan that will guide institutional compliance in a coor</w:t>
       </w:r>
       <w:r>
@@ -2046,7 +2118,41 @@
           <w:sz w:val="24"/>
           <w:szCs w:val="24"/>
         </w:rPr>
-        <w:t>Consequently, the retreat will complement, rather than duplicate, the proposed technical consultancy by establishing the governance, compliance, and implementation arrangements necessary for the successful development and long-term sustainability of the Institutional Data Governance Framework.</w:t>
+        <w:t>Consequently, the retreat will complement, rather than duplicate, the proposed technical consultancy by establishing the governance, compliance, and implementation arrangements</w:t>
+      </w:r>
+      <w:r>
+        <w:rPr>
+          <w:rFonts w:ascii="Arial" w:hAnsi="Arial" w:cs="Arial"/>
+          <w:sz w:val="24"/>
+          <w:szCs w:val="24"/>
+        </w:rPr>
+        <w:t xml:space="preserve"> (as envisaged in part </w:t>
+      </w:r>
+      <w:proofErr w:type="gramStart"/>
+      <w:r>
+        <w:rPr>
+          <w:rFonts w:ascii="Arial" w:hAnsi="Arial" w:cs="Arial"/>
+          <w:sz w:val="24"/>
+          <w:szCs w:val="24"/>
+        </w:rPr>
+        <w:t>II ,</w:t>
+      </w:r>
+      <w:proofErr w:type="gramEnd"/>
+      <w:r>
+        <w:rPr>
+          <w:rFonts w:ascii="Arial" w:hAnsi="Arial" w:cs="Arial"/>
+          <w:sz w:val="24"/>
+          <w:szCs w:val="24"/>
+        </w:rPr>
+        <w:t xml:space="preserve"> phase I of the IDGFDP)</w:t>
+      </w:r>
+      <w:r>
+        <w:rPr>
+          <w:rFonts w:ascii="Arial" w:hAnsi="Arial" w:cs="Arial"/>
+          <w:sz w:val="24"/>
+          <w:szCs w:val="24"/>
+        </w:rPr>
+        <w:t xml:space="preserve"> necessary for the successful development and long-term sustainability of the Institutional Data Governance Framework.</w:t>
       </w:r>
     </w:p>
     <w:tbl>
@@ -2073,13 +2179,12 @@
           <w:p>
             <w:pPr>
               <w:pStyle w:val="Heading1"/>
-              <w:outlineLvl w:val="0"/>
               <w:rPr>
                 <w:rFonts w:ascii="Arial" w:hAnsi="Arial" w:cs="Arial"/>
                 <w:szCs w:val="24"/>
               </w:rPr>
             </w:pPr>
-            <w:bookmarkStart w:id="4" w:name="_Toc235522862"/>
+            <w:bookmarkStart w:id="3" w:name="_Toc235522862"/>
             <w:r>
               <w:rPr>
                 <w:rFonts w:ascii="Arial" w:hAnsi="Arial" w:cs="Arial"/>
@@ -2087,7 +2192,7 @@
               </w:rPr>
               <w:t>Purpose</w:t>
             </w:r>
-            <w:bookmarkEnd w:id="4"/>
+            <w:bookmarkEnd w:id="3"/>
           </w:p>
         </w:tc>
       </w:tr>
@@ -2142,13 +2247,12 @@
           <w:p>
             <w:pPr>
               <w:pStyle w:val="Heading1"/>
-              <w:outlineLvl w:val="0"/>
               <w:rPr>
                 <w:rFonts w:ascii="Arial" w:hAnsi="Arial" w:cs="Arial"/>
                 <w:szCs w:val="24"/>
               </w:rPr>
             </w:pPr>
-            <w:bookmarkStart w:id="5" w:name="_Toc235522863"/>
+            <w:bookmarkStart w:id="4" w:name="_Toc235522863"/>
             <w:r>
               <w:rPr>
                 <w:rFonts w:ascii="Arial" w:hAnsi="Arial" w:cs="Arial"/>
@@ -2156,7 +2260,7 @@
               </w:rPr>
               <w:t>Objectives</w:t>
             </w:r>
-            <w:bookmarkEnd w:id="5"/>
+            <w:bookmarkEnd w:id="4"/>
           </w:p>
         </w:tc>
       </w:tr>
@@ -2532,6 +2636,7 @@
           <w:sz w:val="24"/>
           <w:szCs w:val="24"/>
         </w:rPr>
+        <w:lastRenderedPageBreak/>
         <w:t>Finance</w:t>
       </w:r>
     </w:p>
@@ -2599,29 +2704,6 @@
           <w:szCs w:val="24"/>
         </w:rPr>
         <w:t>Internal Audit</w:t>
-      </w:r>
-    </w:p>
-    <w:p>
-      <w:pPr>
-        <w:pStyle w:val="ListParagraph"/>
-        <w:numPr>
-          <w:ilvl w:val="0"/>
-          <w:numId w:val="14"/>
-        </w:numPr>
-        <w:rPr>
-          <w:rFonts w:ascii="Arial" w:hAnsi="Arial" w:cs="Arial"/>
-          <w:sz w:val="24"/>
-          <w:szCs w:val="24"/>
-        </w:rPr>
-      </w:pPr>
-      <w:r>
-        <w:rPr>
-          <w:rFonts w:ascii="Arial" w:hAnsi="Arial" w:cs="Arial"/>
-          <w:color w:val="FF0000"/>
-          <w:sz w:val="24"/>
-          <w:szCs w:val="24"/>
-        </w:rPr>
-        <w:t>Quality Assurance</w:t>
       </w:r>
     </w:p>
     <w:p>
@@ -2837,13 +2919,12 @@
           <w:p>
             <w:pPr>
               <w:pStyle w:val="Heading1"/>
-              <w:outlineLvl w:val="0"/>
               <w:rPr>
                 <w:rFonts w:ascii="Arial" w:hAnsi="Arial" w:cs="Arial"/>
                 <w:szCs w:val="24"/>
               </w:rPr>
             </w:pPr>
-            <w:bookmarkStart w:id="6" w:name="_Toc235522864"/>
+            <w:bookmarkStart w:id="5" w:name="_Toc235522864"/>
             <w:r>
               <w:rPr>
                 <w:rFonts w:ascii="Arial" w:hAnsi="Arial" w:cs="Arial"/>
@@ -2851,7 +2932,7 @@
               </w:rPr>
               <w:t>Approaches</w:t>
             </w:r>
-            <w:bookmarkEnd w:id="6"/>
+            <w:bookmarkEnd w:id="5"/>
           </w:p>
         </w:tc>
       </w:tr>
@@ -3101,13 +3182,12 @@
           <w:p>
             <w:pPr>
               <w:pStyle w:val="Heading1"/>
-              <w:outlineLvl w:val="0"/>
               <w:rPr>
                 <w:rFonts w:ascii="Arial" w:hAnsi="Arial" w:cs="Arial"/>
                 <w:szCs w:val="24"/>
               </w:rPr>
             </w:pPr>
-            <w:bookmarkStart w:id="7" w:name="_Toc235522865"/>
+            <w:bookmarkStart w:id="6" w:name="_Toc235522865"/>
             <w:r>
               <w:rPr>
                 <w:rFonts w:ascii="Arial" w:hAnsi="Arial" w:cs="Arial"/>
@@ -3115,7 +3195,7 @@
               </w:rPr>
               <w:t>Expected outcomes</w:t>
             </w:r>
-            <w:bookmarkEnd w:id="7"/>
+            <w:bookmarkEnd w:id="6"/>
           </w:p>
         </w:tc>
       </w:tr>
@@ -3288,7 +3368,25 @@
           <w:sz w:val="24"/>
           <w:szCs w:val="24"/>
         </w:rPr>
-        <w:t>Enhanced staff capacity on data protection compliance.</w:t>
+        <w:t xml:space="preserve">Enhanced staff capacity </w:t>
+      </w:r>
+      <w:proofErr w:type="gramStart"/>
+      <w:r>
+        <w:rPr>
+          <w:rFonts w:ascii="Arial" w:hAnsi="Arial" w:cs="Arial"/>
+          <w:sz w:val="24"/>
+          <w:szCs w:val="24"/>
+        </w:rPr>
+        <w:t>on</w:t>
+      </w:r>
+      <w:proofErr w:type="gramEnd"/>
+      <w:r>
+        <w:rPr>
+          <w:rFonts w:ascii="Arial" w:hAnsi="Arial" w:cs="Arial"/>
+          <w:sz w:val="24"/>
+          <w:szCs w:val="24"/>
+        </w:rPr>
+        <w:t xml:space="preserve"> data protection compliance.</w:t>
       </w:r>
     </w:p>
     <w:tbl>
@@ -3315,13 +3413,12 @@
           <w:p>
             <w:pPr>
               <w:pStyle w:val="Heading1"/>
-              <w:outlineLvl w:val="0"/>
               <w:rPr>
                 <w:rFonts w:ascii="Arial" w:hAnsi="Arial" w:cs="Arial"/>
                 <w:szCs w:val="24"/>
               </w:rPr>
             </w:pPr>
-            <w:bookmarkStart w:id="8" w:name="_Toc235522866"/>
+            <w:bookmarkStart w:id="7" w:name="_Toc235522866"/>
             <w:r>
               <w:rPr>
                 <w:rFonts w:ascii="Arial" w:hAnsi="Arial" w:cs="Arial"/>
@@ -3329,7 +3426,7 @@
               </w:rPr>
               <w:t>Duration and venue</w:t>
             </w:r>
-            <w:bookmarkEnd w:id="8"/>
+            <w:bookmarkEnd w:id="7"/>
           </w:p>
         </w:tc>
       </w:tr>
@@ -3379,21 +3476,21 @@
               <w:tabs>
                 <w:tab w:val="left" w:pos="3984"/>
               </w:tabs>
-              <w:outlineLvl w:val="0"/>
               <w:rPr>
                 <w:rFonts w:ascii="Arial" w:hAnsi="Arial" w:cs="Arial"/>
                 <w:szCs w:val="24"/>
               </w:rPr>
             </w:pPr>
-            <w:bookmarkStart w:id="9" w:name="_Toc235522867"/>
+            <w:bookmarkStart w:id="8" w:name="_Toc235522867"/>
             <w:r>
               <w:rPr>
                 <w:rFonts w:ascii="Arial" w:hAnsi="Arial" w:cs="Arial"/>
                 <w:szCs w:val="24"/>
               </w:rPr>
+              <w:lastRenderedPageBreak/>
               <w:t>Budget</w:t>
             </w:r>
-            <w:bookmarkEnd w:id="9"/>
+            <w:bookmarkEnd w:id="8"/>
             <w:r>
               <w:rPr>
                 <w:rFonts w:ascii="Arial" w:hAnsi="Arial" w:cs="Arial"/>
@@ -3454,13 +3551,12 @@
           <w:p>
             <w:pPr>
               <w:pStyle w:val="Heading1"/>
-              <w:outlineLvl w:val="0"/>
               <w:rPr>
                 <w:rFonts w:ascii="Arial" w:hAnsi="Arial" w:cs="Arial"/>
                 <w:szCs w:val="24"/>
               </w:rPr>
             </w:pPr>
-            <w:bookmarkStart w:id="10" w:name="_Toc235522868"/>
+            <w:bookmarkStart w:id="9" w:name="_Toc235522868"/>
             <w:r>
               <w:rPr>
                 <w:rFonts w:ascii="Arial" w:hAnsi="Arial" w:cs="Arial"/>
@@ -3468,7 +3564,7 @@
               </w:rPr>
               <w:t>Recommendation</w:t>
             </w:r>
-            <w:bookmarkEnd w:id="10"/>
+            <w:bookmarkEnd w:id="9"/>
           </w:p>
         </w:tc>
       </w:tr>
@@ -3514,13 +3610,12 @@
           <w:p>
             <w:pPr>
               <w:pStyle w:val="Heading1"/>
-              <w:outlineLvl w:val="0"/>
               <w:rPr>
                 <w:rFonts w:ascii="Arial" w:hAnsi="Arial" w:cs="Arial"/>
                 <w:szCs w:val="24"/>
               </w:rPr>
             </w:pPr>
-            <w:bookmarkStart w:id="11" w:name="_Toc235522869"/>
+            <w:bookmarkStart w:id="10" w:name="_Toc235522869"/>
             <w:r>
               <w:rPr>
                 <w:rFonts w:ascii="Arial" w:hAnsi="Arial" w:cs="Arial"/>
@@ -3528,7 +3623,7 @@
               </w:rPr>
               <w:t>Appendices</w:t>
             </w:r>
-            <w:bookmarkEnd w:id="11"/>
+            <w:bookmarkEnd w:id="10"/>
           </w:p>
         </w:tc>
       </w:tr>
@@ -3543,7 +3638,7 @@
         </w:rPr>
       </w:pPr>
     </w:p>
-    <w:bookmarkStart w:id="12" w:name="_Toc235522870"/>
+    <w:bookmarkStart w:id="11" w:name="_Toc235522870"/>
     <w:p>
       <w:pPr>
         <w:pStyle w:val="Heading2"/>
@@ -3559,7 +3654,7 @@
         <mc:AlternateContent>
           <mc:Choice Requires="wps">
             <w:drawing>
-              <wp:anchor distT="0" distB="0" distL="114300" distR="114300" simplePos="0" relativeHeight="251660288" behindDoc="0" locked="0" layoutInCell="1" allowOverlap="1">
+              <wp:anchor distT="0" distB="0" distL="114300" distR="114300" simplePos="0" relativeHeight="251660288" behindDoc="0" locked="0" layoutInCell="1" allowOverlap="1" wp14:anchorId="2B85FCEA" wp14:editId="4E445641">
                 <wp:simplePos x="0" y="0"/>
                 <wp:positionH relativeFrom="column">
                   <wp:posOffset>1356360</wp:posOffset>
@@ -3698,7 +3793,7 @@
         </w:rPr>
         <w:t xml:space="preserve"> structure</w:t>
       </w:r>
-      <w:bookmarkEnd w:id="12"/>
+      <w:bookmarkEnd w:id="11"/>
     </w:p>
     <w:p>
       <w:pPr>
@@ -3840,7 +3935,7 @@
         <mc:AlternateContent>
           <mc:Choice Requires="wps">
             <w:drawing>
-              <wp:anchor distT="0" distB="0" distL="114300" distR="114300" simplePos="0" relativeHeight="251662336" behindDoc="0" locked="0" layoutInCell="1" allowOverlap="1">
+              <wp:anchor distT="0" distB="0" distL="114300" distR="114300" simplePos="0" relativeHeight="251662336" behindDoc="0" locked="0" layoutInCell="1" allowOverlap="1" wp14:anchorId="2EADCCC3" wp14:editId="5C9523D0">
                 <wp:simplePos x="0" y="0"/>
                 <wp:positionH relativeFrom="margin">
                   <wp:align>right</wp:align>
@@ -4169,7 +4264,7 @@
         <mc:AlternateContent>
           <mc:Choice Requires="wps">
             <w:drawing>
-              <wp:anchor distT="0" distB="0" distL="114300" distR="114300" simplePos="0" relativeHeight="251663360" behindDoc="0" locked="0" layoutInCell="1" allowOverlap="1">
+              <wp:anchor distT="0" distB="0" distL="114300" distR="114300" simplePos="0" relativeHeight="251663360" behindDoc="0" locked="0" layoutInCell="1" allowOverlap="1" wp14:anchorId="608BCDA2" wp14:editId="6E5CAF58">
                 <wp:simplePos x="0" y="0"/>
                 <wp:positionH relativeFrom="column">
                   <wp:posOffset>213360</wp:posOffset>
@@ -4508,7 +4603,7 @@
         <mc:AlternateContent>
           <mc:Choice Requires="wps">
             <w:drawing>
-              <wp:anchor distT="0" distB="0" distL="114300" distR="114300" simplePos="0" relativeHeight="251704320" behindDoc="0" locked="0" layoutInCell="1" allowOverlap="1">
+              <wp:anchor distT="0" distB="0" distL="114300" distR="114300" simplePos="0" relativeHeight="251704320" behindDoc="0" locked="0" layoutInCell="1" allowOverlap="1" wp14:anchorId="74BFA798" wp14:editId="778D7052">
                 <wp:simplePos x="0" y="0"/>
                 <wp:positionH relativeFrom="column">
                   <wp:posOffset>403860</wp:posOffset>
@@ -4829,7 +4924,7 @@
         <mc:AlternateContent>
           <mc:Choice Requires="wps">
             <w:drawing>
-              <wp:anchor distT="0" distB="0" distL="114300" distR="114300" simplePos="0" relativeHeight="251676672" behindDoc="0" locked="0" layoutInCell="1" allowOverlap="1">
+              <wp:anchor distT="0" distB="0" distL="114300" distR="114300" simplePos="0" relativeHeight="251676672" behindDoc="0" locked="0" layoutInCell="1" allowOverlap="1" wp14:anchorId="081AEE9B" wp14:editId="0C406AAE">
                 <wp:simplePos x="0" y="0"/>
                 <wp:positionH relativeFrom="margin">
                   <wp:posOffset>190500</wp:posOffset>
@@ -5427,7 +5522,7 @@
         <mc:AlternateContent>
           <mc:Choice Requires="wps">
             <w:drawing>
-              <wp:anchor distT="0" distB="0" distL="114300" distR="114300" simplePos="0" relativeHeight="251687936" behindDoc="0" locked="0" layoutInCell="1" allowOverlap="1">
+              <wp:anchor distT="0" distB="0" distL="114300" distR="114300" simplePos="0" relativeHeight="251687936" behindDoc="0" locked="0" layoutInCell="1" allowOverlap="1" wp14:anchorId="1E495BCC" wp14:editId="7F5358A1">
                 <wp:simplePos x="0" y="0"/>
                 <wp:positionH relativeFrom="column">
                   <wp:posOffset>182880</wp:posOffset>
@@ -5694,7 +5789,7 @@
         <mc:AlternateContent>
           <mc:Choice Requires="wps">
             <w:drawing>
-              <wp:anchor distT="0" distB="0" distL="114300" distR="114300" simplePos="0" relativeHeight="251699200" behindDoc="0" locked="0" layoutInCell="1" allowOverlap="1">
+              <wp:anchor distT="0" distB="0" distL="114300" distR="114300" simplePos="0" relativeHeight="251699200" behindDoc="0" locked="0" layoutInCell="1" allowOverlap="1" wp14:anchorId="3B7C092E" wp14:editId="20790ABF">
                 <wp:simplePos x="0" y="0"/>
                 <wp:positionH relativeFrom="column">
                   <wp:posOffset>3878580</wp:posOffset>
@@ -6117,7 +6212,7 @@
           <w:rFonts w:ascii="Arial" w:hAnsi="Arial" w:cs="Arial"/>
         </w:rPr>
       </w:pPr>
-      <w:bookmarkStart w:id="13" w:name="_Toc235522871"/>
+      <w:bookmarkStart w:id="12" w:name="_Toc235522871"/>
       <w:r>
         <w:rPr>
           <w:rFonts w:ascii="Arial" w:hAnsi="Arial" w:cs="Arial"/>
@@ -6130,7 +6225,7 @@
         </w:rPr>
         <w:t xml:space="preserve"> (Sequentially)</w:t>
       </w:r>
-      <w:bookmarkEnd w:id="13"/>
+      <w:bookmarkEnd w:id="12"/>
       <w:r>
         <w:rPr>
           <w:rFonts w:ascii="Arial" w:hAnsi="Arial" w:cs="Arial"/>
@@ -6330,7 +6425,7 @@
           <w:rFonts w:ascii="Arial" w:hAnsi="Arial" w:cs="Arial"/>
         </w:rPr>
       </w:pPr>
-      <w:bookmarkStart w:id="14" w:name="_Toc235522872"/>
+      <w:bookmarkStart w:id="13" w:name="_Toc235522872"/>
       <w:r>
         <w:rPr>
           <w:rFonts w:ascii="Arial" w:hAnsi="Arial" w:cs="Arial"/>
@@ -6343,7 +6438,7 @@
         </w:rPr>
         <w:t xml:space="preserve"> (Sequentially)</w:t>
       </w:r>
-      <w:bookmarkEnd w:id="14"/>
+      <w:bookmarkEnd w:id="13"/>
       <w:r>
         <w:rPr>
           <w:rFonts w:ascii="Arial" w:hAnsi="Arial" w:cs="Arial"/>
@@ -6463,6 +6558,7 @@
           <w:sz w:val="24"/>
           <w:szCs w:val="24"/>
         </w:rPr>
+        <w:lastRenderedPageBreak/>
         <w:t>Directorates / Divisions / Projects</w:t>
       </w:r>
     </w:p>
@@ -6483,7 +6579,7 @@
 </file>
 
 <file path=word/endnotes.xml><?xml version="1.0" encoding="utf-8"?>
-<w:endnotes xmlns:wpc="http://schemas.microsoft.com/office/word/2010/wordprocessingCanvas" xmlns:mc="http://schemas.openxmlformats.org/markup-compatibility/2006" xmlns:o="urn:schemas-microsoft-com:office:office" xmlns:r="http://schemas.openxmlformats.org/officeDocument/2006/relationships" xmlns:m="http://schemas.openxmlformats.org/officeDocument/2006/math" xmlns:v="urn:schemas-microsoft-com:vml" xmlns:wp14="http://schemas.microsoft.com/office/word/2010/wordprocessingDrawing" xmlns:wp="http://schemas.openxmlformats.org/drawingml/2006/wordprocessingDrawing" xmlns:w10="urn:schemas-microsoft-com:office:word" xmlns:w="http://schemas.openxmlformats.org/wordprocessingml/2006/main" xmlns:w14="http://schemas.microsoft.com/office/word/2010/wordml" xmlns:w15="http://schemas.microsoft.com/office/word/2012/wordml" xmlns:wpg="http://schemas.microsoft.com/office/word/2010/wordprocessingGroup" xmlns:wpi="http://schemas.microsoft.com/office/word/2010/wordprocessingInk" xmlns:wne="http://schemas.microsoft.com/office/word/2006/wordml" xmlns:wps="http://schemas.microsoft.com/office/word/2010/wordprocessingShape" mc:Ignorable="w14 w15 wp14">
+<w:endnotes xmlns:wpc="http://schemas.microsoft.com/office/word/2010/wordprocessingCanvas" xmlns:cx="http://schemas.microsoft.com/office/drawing/2014/chartex" xmlns:cx1="http://schemas.microsoft.com/office/drawing/2015/9/8/chartex" xmlns:cx2="http://schemas.microsoft.com/office/drawing/2015/10/21/chartex" xmlns:cx3="http://schemas.microsoft.com/office/drawing/2016/5/9/chartex" xmlns:cx4="http://schemas.microsoft.com/office/drawing/2016/5/10/chartex" xmlns:cx5="http://schemas.microsoft.com/office/drawing/2016/5/11/chartex" xmlns:cx6="http://schemas.microsoft.com/office/drawing/2016/5/12/chartex" xmlns:cx7="http://schemas.microsoft.com/office/drawing/2016/5/13/chartex" xmlns:cx8="http://schemas.microsoft.com/office/drawing/2016/5/14/chartex" xmlns:mc="http://schemas.openxmlformats.org/markup-compatibility/2006" xmlns:aink="http://schemas.microsoft.com/office/drawing/2016/ink" xmlns:am3d="http://schemas.microsoft.com/office/drawing/2017/model3d" xmlns:o="urn:schemas-microsoft-com:office:office" xmlns:oel="http://schemas.microsoft.com/office/2019/extlst" xmlns:r="http://schemas.openxmlformats.org/officeDocument/2006/relationships" xmlns:m="http://schemas.openxmlformats.org/officeDocument/2006/math" xmlns:v="urn:schemas-microsoft-com:vml" xmlns:wp14="http://schemas.microsoft.com/office/word/2010/wordprocessingDrawing" xmlns:wp="http://schemas.openxmlformats.org/drawingml/2006/wordprocessingDrawing" xmlns:w10="urn:schemas-microsoft-com:office:word" xmlns:w="http://schemas.openxmlformats.org/wordprocessingml/2006/main" xmlns:w14="http://schemas.microsoft.com/office/word/2010/wordml" xmlns:w15="http://schemas.microsoft.com/office/word/2012/wordml" xmlns:w16cex="http://schemas.microsoft.com/office/word/2018/wordml/cex" xmlns:w16cid="http://schemas.microsoft.com/office/word/2016/wordml/cid" xmlns:w16="http://schemas.microsoft.com/office/word/2018/wordml" xmlns:w16du="http://schemas.microsoft.com/office/word/2023/wordml/word16du" xmlns:w16sdtdh="http://schemas.microsoft.com/office/word/2020/wordml/sdtdatahash" xmlns:w16sdtfl="http://schemas.microsoft.com/office/word/2024/wordml/sdtformatlock" xmlns:w16se="http://schemas.microsoft.com/office/word/2015/wordml/symex" xmlns:wpg="http://schemas.microsoft.com/office/word/2010/wordprocessingGroup" xmlns:wpi="http://schemas.microsoft.com/office/word/2010/wordprocessingInk" xmlns:wne="http://schemas.microsoft.com/office/word/2006/wordml" xmlns:wps="http://schemas.microsoft.com/office/word/2010/wordprocessingShape" mc:Ignorable="w14 w15 w16se w16cid w16 w16cex w16sdtdh w16sdtfl w16du wp14">
   <w:endnote w:type="separator" w:id="-1">
     <w:p>
       <w:pPr>
@@ -6508,7 +6604,7 @@
 </file>
 
 <file path=word/footer1.xml><?xml version="1.0" encoding="utf-8"?>
-<w:ftr xmlns:wpc="http://schemas.microsoft.com/office/word/2010/wordprocessingCanvas" xmlns:mc="http://schemas.openxmlformats.org/markup-compatibility/2006" xmlns:o="urn:schemas-microsoft-com:office:office" xmlns:r="http://schemas.openxmlformats.org/officeDocument/2006/relationships" xmlns:m="http://schemas.openxmlformats.org/officeDocument/2006/math" xmlns:v="urn:schemas-microsoft-com:vml" xmlns:wp14="http://schemas.microsoft.com/office/word/2010/wordprocessingDrawing" xmlns:wp="http://schemas.openxmlformats.org/drawingml/2006/wordprocessingDrawing" xmlns:w10="urn:schemas-microsoft-com:office:word" xmlns:w="http://schemas.openxmlformats.org/wordprocessingml/2006/main" xmlns:w14="http://schemas.microsoft.com/office/word/2010/wordml" xmlns:w15="http://schemas.microsoft.com/office/word/2012/wordml" xmlns:wpg="http://schemas.microsoft.com/office/word/2010/wordprocessingGroup" xmlns:wpi="http://schemas.microsoft.com/office/word/2010/wordprocessingInk" xmlns:wne="http://schemas.microsoft.com/office/word/2006/wordml" xmlns:wps="http://schemas.microsoft.com/office/word/2010/wordprocessingShape" mc:Ignorable="w14 w15 wp14">
+<w:ftr xmlns:wpc="http://schemas.microsoft.com/office/word/2010/wordprocessingCanvas" xmlns:cx="http://schemas.microsoft.com/office/drawing/2014/chartex" xmlns:cx1="http://schemas.microsoft.com/office/drawing/2015/9/8/chartex" xmlns:cx2="http://schemas.microsoft.com/office/drawing/2015/10/21/chartex" xmlns:cx3="http://schemas.microsoft.com/office/drawing/2016/5/9/chartex" xmlns:cx4="http://schemas.microsoft.com/office/drawing/2016/5/10/chartex" xmlns:cx5="http://schemas.microsoft.com/office/drawing/2016/5/11/chartex" xmlns:cx6="http://schemas.microsoft.com/office/drawing/2016/5/12/chartex" xmlns:cx7="http://schemas.microsoft.com/office/drawing/2016/5/13/chartex" xmlns:cx8="http://schemas.microsoft.com/office/drawing/2016/5/14/chartex" xmlns:mc="http://schemas.openxmlformats.org/markup-compatibility/2006" xmlns:aink="http://schemas.microsoft.com/office/drawing/2016/ink" xmlns:am3d="http://schemas.microsoft.com/office/drawing/2017/model3d" xmlns:o="urn:schemas-microsoft-com:office:office" xmlns:oel="http://schemas.microsoft.com/office/2019/extlst" xmlns:r="http://schemas.openxmlformats.org/officeDocument/2006/relationships" xmlns:m="http://schemas.openxmlformats.org/officeDocument/2006/math" xmlns:v="urn:schemas-microsoft-com:vml" xmlns:wp14="http://schemas.microsoft.com/office/word/2010/wordprocessingDrawing" xmlns:wp="http://schemas.openxmlformats.org/drawingml/2006/wordprocessingDrawing" xmlns:w10="urn:schemas-microsoft-com:office:word" xmlns:w="http://schemas.openxmlformats.org/wordprocessingml/2006/main" xmlns:w14="http://schemas.microsoft.com/office/word/2010/wordml" xmlns:w15="http://schemas.microsoft.com/office/word/2012/wordml" xmlns:w16cex="http://schemas.microsoft.com/office/word/2018/wordml/cex" xmlns:w16cid="http://schemas.microsoft.com/office/word/2016/wordml/cid" xmlns:w16="http://schemas.microsoft.com/office/word/2018/wordml" xmlns:w16du="http://schemas.microsoft.com/office/word/2023/wordml/word16du" xmlns:w16sdtdh="http://schemas.microsoft.com/office/word/2020/wordml/sdtdatahash" xmlns:w16sdtfl="http://schemas.microsoft.com/office/word/2024/wordml/sdtformatlock" xmlns:w16se="http://schemas.microsoft.com/office/word/2015/wordml/symex" xmlns:wpg="http://schemas.microsoft.com/office/word/2010/wordprocessingGroup" xmlns:wpi="http://schemas.microsoft.com/office/word/2010/wordprocessingInk" xmlns:wne="http://schemas.microsoft.com/office/word/2006/wordml" xmlns:wps="http://schemas.microsoft.com/office/word/2010/wordprocessingShape" mc:Ignorable="w14 w15 w16se w16cid w16 w16cex w16sdtdh w16sdtfl w16du wp14">
   <w:p>
     <w:pPr>
       <w:pStyle w:val="Footer"/>
@@ -6518,7 +6614,7 @@
 </file>
 
 <file path=word/footer2.xml><?xml version="1.0" encoding="utf-8"?>
-<w:ftr xmlns:wpc="http://schemas.microsoft.com/office/word/2010/wordprocessingCanvas" xmlns:mc="http://schemas.openxmlformats.org/markup-compatibility/2006" xmlns:o="urn:schemas-microsoft-com:office:office" xmlns:r="http://schemas.openxmlformats.org/officeDocument/2006/relationships" xmlns:m="http://schemas.openxmlformats.org/officeDocument/2006/math" xmlns:v="urn:schemas-microsoft-com:vml" xmlns:wp14="http://schemas.microsoft.com/office/word/2010/wordprocessingDrawing" xmlns:wp="http://schemas.openxmlformats.org/drawingml/2006/wordprocessingDrawing" xmlns:w10="urn:schemas-microsoft-com:office:word" xmlns:w="http://schemas.openxmlformats.org/wordprocessingml/2006/main" xmlns:w14="http://schemas.microsoft.com/office/word/2010/wordml" xmlns:w15="http://schemas.microsoft.com/office/word/2012/wordml" xmlns:wpg="http://schemas.microsoft.com/office/word/2010/wordprocessingGroup" xmlns:wpi="http://schemas.microsoft.com/office/word/2010/wordprocessingInk" xmlns:wne="http://schemas.microsoft.com/office/word/2006/wordml" xmlns:wps="http://schemas.microsoft.com/office/word/2010/wordprocessingShape" mc:Ignorable="w14 w15 wp14">
+<w:ftr xmlns:wpc="http://schemas.microsoft.com/office/word/2010/wordprocessingCanvas" xmlns:cx="http://schemas.microsoft.com/office/drawing/2014/chartex" xmlns:cx1="http://schemas.microsoft.com/office/drawing/2015/9/8/chartex" xmlns:cx2="http://schemas.microsoft.com/office/drawing/2015/10/21/chartex" xmlns:cx3="http://schemas.microsoft.com/office/drawing/2016/5/9/chartex" xmlns:cx4="http://schemas.microsoft.com/office/drawing/2016/5/10/chartex" xmlns:cx5="http://schemas.microsoft.com/office/drawing/2016/5/11/chartex" xmlns:cx6="http://schemas.microsoft.com/office/drawing/2016/5/12/chartex" xmlns:cx7="http://schemas.microsoft.com/office/drawing/2016/5/13/chartex" xmlns:cx8="http://schemas.microsoft.com/office/drawing/2016/5/14/chartex" xmlns:mc="http://schemas.openxmlformats.org/markup-compatibility/2006" xmlns:aink="http://schemas.microsoft.com/office/drawing/2016/ink" xmlns:am3d="http://schemas.microsoft.com/office/drawing/2017/model3d" xmlns:o="urn:schemas-microsoft-com:office:office" xmlns:oel="http://schemas.microsoft.com/office/2019/extlst" xmlns:r="http://schemas.openxmlformats.org/officeDocument/2006/relationships" xmlns:m="http://schemas.openxmlformats.org/officeDocument/2006/math" xmlns:v="urn:schemas-microsoft-com:vml" xmlns:wp14="http://schemas.microsoft.com/office/word/2010/wordprocessingDrawing" xmlns:wp="http://schemas.openxmlformats.org/drawingml/2006/wordprocessingDrawing" xmlns:w10="urn:schemas-microsoft-com:office:word" xmlns:w="http://schemas.openxmlformats.org/wordprocessingml/2006/main" xmlns:w14="http://schemas.microsoft.com/office/word/2010/wordml" xmlns:w15="http://schemas.microsoft.com/office/word/2012/wordml" xmlns:w16cex="http://schemas.microsoft.com/office/word/2018/wordml/cex" xmlns:w16cid="http://schemas.microsoft.com/office/word/2016/wordml/cid" xmlns:w16="http://schemas.microsoft.com/office/word/2018/wordml" xmlns:w16du="http://schemas.microsoft.com/office/word/2023/wordml/word16du" xmlns:w16sdtdh="http://schemas.microsoft.com/office/word/2020/wordml/sdtdatahash" xmlns:w16sdtfl="http://schemas.microsoft.com/office/word/2024/wordml/sdtformatlock" xmlns:w16se="http://schemas.microsoft.com/office/word/2015/wordml/symex" xmlns:wpg="http://schemas.microsoft.com/office/word/2010/wordprocessingGroup" xmlns:wpi="http://schemas.microsoft.com/office/word/2010/wordprocessingInk" xmlns:wne="http://schemas.microsoft.com/office/word/2006/wordml" xmlns:wps="http://schemas.microsoft.com/office/word/2010/wordprocessingShape" mc:Ignorable="w14 w15 w16se w16cid w16 w16cex w16sdtdh w16sdtfl w16du wp14">
   <w:sdt>
     <w:sdtPr>
       <w:id w:val="-1855728044"/>
@@ -6527,7 +6623,6 @@
         <w:docPartUnique/>
       </w:docPartObj>
     </w:sdtPr>
-    <w:sdtEndPr/>
     <w:sdtContent>
       <w:p>
         <w:pPr>
@@ -6543,7 +6638,7 @@
           <mc:AlternateContent>
             <mc:Choice Requires="wps">
               <w:drawing>
-                <wp:anchor distT="0" distB="0" distL="114300" distR="114300" simplePos="0" relativeHeight="251659264" behindDoc="0" locked="0" layoutInCell="1" allowOverlap="1">
+                <wp:anchor distT="0" distB="0" distL="114300" distR="114300" simplePos="0" relativeHeight="251659264" behindDoc="0" locked="0" layoutInCell="1" allowOverlap="1" wp14:anchorId="4A939572" wp14:editId="1AD921CA">
                   <wp:simplePos x="0" y="0"/>
                   <wp:positionH relativeFrom="rightMargin">
                     <wp:align>center</wp:align>
@@ -6729,7 +6824,7 @@
 </file>
 
 <file path=word/footer3.xml><?xml version="1.0" encoding="utf-8"?>
-<w:ftr xmlns:wpc="http://schemas.microsoft.com/office/word/2010/wordprocessingCanvas" xmlns:mc="http://schemas.openxmlformats.org/markup-compatibility/2006" xmlns:o="urn:schemas-microsoft-com:office:office" xmlns:r="http://schemas.openxmlformats.org/officeDocument/2006/relationships" xmlns:m="http://schemas.openxmlformats.org/officeDocument/2006/math" xmlns:v="urn:schemas-microsoft-com:vml" xmlns:wp14="http://schemas.microsoft.com/office/word/2010/wordprocessingDrawing" xmlns:wp="http://schemas.openxmlformats.org/drawingml/2006/wordprocessingDrawing" xmlns:w10="urn:schemas-microsoft-com:office:word" xmlns:w="http://schemas.openxmlformats.org/wordprocessingml/2006/main" xmlns:w14="http://schemas.microsoft.com/office/word/2010/wordml" xmlns:w15="http://schemas.microsoft.com/office/word/2012/wordml" xmlns:wpg="http://schemas.microsoft.com/office/word/2010/wordprocessingGroup" xmlns:wpi="http://schemas.microsoft.com/office/word/2010/wordprocessingInk" xmlns:wne="http://schemas.microsoft.com/office/word/2006/wordml" xmlns:wps="http://schemas.microsoft.com/office/word/2010/wordprocessingShape" mc:Ignorable="w14 w15 wp14">
+<w:ftr xmlns:wpc="http://schemas.microsoft.com/office/word/2010/wordprocessingCanvas" xmlns:cx="http://schemas.microsoft.com/office/drawing/2014/chartex" xmlns:cx1="http://schemas.microsoft.com/office/drawing/2015/9/8/chartex" xmlns:cx2="http://schemas.microsoft.com/office/drawing/2015/10/21/chartex" xmlns:cx3="http://schemas.microsoft.com/office/drawing/2016/5/9/chartex" xmlns:cx4="http://schemas.microsoft.com/office/drawing/2016/5/10/chartex" xmlns:cx5="http://schemas.microsoft.com/office/drawing/2016/5/11/chartex" xmlns:cx6="http://schemas.microsoft.com/office/drawing/2016/5/12/chartex" xmlns:cx7="http://schemas.microsoft.com/office/drawing/2016/5/13/chartex" xmlns:cx8="http://schemas.microsoft.com/office/drawing/2016/5/14/chartex" xmlns:mc="http://schemas.openxmlformats.org/markup-compatibility/2006" xmlns:aink="http://schemas.microsoft.com/office/drawing/2016/ink" xmlns:am3d="http://schemas.microsoft.com/office/drawing/2017/model3d" xmlns:o="urn:schemas-microsoft-com:office:office" xmlns:oel="http://schemas.microsoft.com/office/2019/extlst" xmlns:r="http://schemas.openxmlformats.org/officeDocument/2006/relationships" xmlns:m="http://schemas.openxmlformats.org/officeDocument/2006/math" xmlns:v="urn:schemas-microsoft-com:vml" xmlns:wp14="http://schemas.microsoft.com/office/word/2010/wordprocessingDrawing" xmlns:wp="http://schemas.openxmlformats.org/drawingml/2006/wordprocessingDrawing" xmlns:w10="urn:schemas-microsoft-com:office:word" xmlns:w="http://schemas.openxmlformats.org/wordprocessingml/2006/main" xmlns:w14="http://schemas.microsoft.com/office/word/2010/wordml" xmlns:w15="http://schemas.microsoft.com/office/word/2012/wordml" xmlns:w16cex="http://schemas.microsoft.com/office/word/2018/wordml/cex" xmlns:w16cid="http://schemas.microsoft.com/office/word/2016/wordml/cid" xmlns:w16="http://schemas.microsoft.com/office/word/2018/wordml" xmlns:w16du="http://schemas.microsoft.com/office/word/2023/wordml/word16du" xmlns:w16sdtdh="http://schemas.microsoft.com/office/word/2020/wordml/sdtdatahash" xmlns:w16sdtfl="http://schemas.microsoft.com/office/word/2024/wordml/sdtformatlock" xmlns:w16se="http://schemas.microsoft.com/office/word/2015/wordml/symex" xmlns:wpg="http://schemas.microsoft.com/office/word/2010/wordprocessingGroup" xmlns:wpi="http://schemas.microsoft.com/office/word/2010/wordprocessingInk" xmlns:wne="http://schemas.microsoft.com/office/word/2006/wordml" xmlns:wps="http://schemas.microsoft.com/office/word/2010/wordprocessingShape" mc:Ignorable="w14 w15 w16se w16cid w16 w16cex w16sdtdh w16sdtfl w16du wp14">
   <w:p>
     <w:pPr>
       <w:pStyle w:val="Footer"/>
@@ -6739,7 +6834,7 @@
 </file>
 
 <file path=word/footnotes.xml><?xml version="1.0" encoding="utf-8"?>
-<w:footnotes xmlns:wpc="http://schemas.microsoft.com/office/word/2010/wordprocessingCanvas" xmlns:mc="http://schemas.openxmlformats.org/markup-compatibility/2006" xmlns:o="urn:schemas-microsoft-com:office:office" xmlns:r="http://schemas.openxmlformats.org/officeDocument/2006/relationships" xmlns:m="http://schemas.openxmlformats.org/officeDocument/2006/math" xmlns:v="urn:schemas-microsoft-com:vml" xmlns:wp14="http://schemas.microsoft.com/office/word/2010/wordprocessingDrawing" xmlns:wp="http://schemas.openxmlformats.org/drawingml/2006/wordprocessingDrawing" xmlns:w10="urn:schemas-microsoft-com:office:word" xmlns:w="http://schemas.openxmlformats.org/wordprocessingml/2006/main" xmlns:w14="http://schemas.microsoft.com/office/word/2010/wordml" xmlns:w15="http://schemas.microsoft.com/office/word/2012/wordml" xmlns:wpg="http://schemas.microsoft.com/office/word/2010/wordprocessingGroup" xmlns:wpi="http://schemas.microsoft.com/office/word/2010/wordprocessingInk" xmlns:wne="http://schemas.microsoft.com/office/word/2006/wordml" xmlns:wps="http://schemas.microsoft.com/office/word/2010/wordprocessingShape" mc:Ignorable="w14 w15 wp14">
+<w:footnotes xmlns:wpc="http://schemas.microsoft.com/office/word/2010/wordprocessingCanvas" xmlns:cx="http://schemas.microsoft.com/office/drawing/2014/chartex" xmlns:cx1="http://schemas.microsoft.com/office/drawing/2015/9/8/chartex" xmlns:cx2="http://schemas.microsoft.com/office/drawing/2015/10/21/chartex" xmlns:cx3="http://schemas.microsoft.com/office/drawing/2016/5/9/chartex" xmlns:cx4="http://schemas.microsoft.com/office/drawing/2016/5/10/chartex" xmlns:cx5="http://schemas.microsoft.com/office/drawing/2016/5/11/chartex" xmlns:cx6="http://schemas.microsoft.com/office/drawing/2016/5/12/chartex" xmlns:cx7="http://schemas.microsoft.com/office/drawing/2016/5/13/chartex" xmlns:cx8="http://schemas.microsoft.com/office/drawing/2016/5/14/chartex" xmlns:mc="http://schemas.openxmlformats.org/markup-compatibility/2006" xmlns:aink="http://schemas.microsoft.com/office/drawing/2016/ink" xmlns:am3d="http://schemas.microsoft.com/office/drawing/2017/model3d" xmlns:o="urn:schemas-microsoft-com:office:office" xmlns:oel="http://schemas.microsoft.com/office/2019/extlst" xmlns:r="http://schemas.openxmlformats.org/officeDocument/2006/relationships" xmlns:m="http://schemas.openxmlformats.org/officeDocument/2006/math" xmlns:v="urn:schemas-microsoft-com:vml" xmlns:wp14="http://schemas.microsoft.com/office/word/2010/wordprocessingDrawing" xmlns:wp="http://schemas.openxmlformats.org/drawingml/2006/wordprocessingDrawing" xmlns:w10="urn:schemas-microsoft-com:office:word" xmlns:w="http://schemas.openxmlformats.org/wordprocessingml/2006/main" xmlns:w14="http://schemas.microsoft.com/office/word/2010/wordml" xmlns:w15="http://schemas.microsoft.com/office/word/2012/wordml" xmlns:w16cex="http://schemas.microsoft.com/office/word/2018/wordml/cex" xmlns:w16cid="http://schemas.microsoft.com/office/word/2016/wordml/cid" xmlns:w16="http://schemas.microsoft.com/office/word/2018/wordml" xmlns:w16du="http://schemas.microsoft.com/office/word/2023/wordml/word16du" xmlns:w16sdtdh="http://schemas.microsoft.com/office/word/2020/wordml/sdtdatahash" xmlns:w16sdtfl="http://schemas.microsoft.com/office/word/2024/wordml/sdtformatlock" xmlns:w16se="http://schemas.microsoft.com/office/word/2015/wordml/symex" xmlns:wpg="http://schemas.microsoft.com/office/word/2010/wordprocessingGroup" xmlns:wpi="http://schemas.microsoft.com/office/word/2010/wordprocessingInk" xmlns:wne="http://schemas.microsoft.com/office/word/2006/wordml" xmlns:wps="http://schemas.microsoft.com/office/word/2010/wordprocessingShape" mc:Ignorable="w14 w15 w16se w16cid w16 w16cex w16sdtdh w16sdtfl w16du wp14">
   <w:footnote w:type="separator" w:id="-1">
     <w:p>
       <w:pPr>
@@ -6764,7 +6859,7 @@
 </file>
 
 <file path=word/header1.xml><?xml version="1.0" encoding="utf-8"?>
-<w:hdr xmlns:wpc="http://schemas.microsoft.com/office/word/2010/wordprocessingCanvas" xmlns:mc="http://schemas.openxmlformats.org/markup-compatibility/2006" xmlns:o="urn:schemas-microsoft-com:office:office" xmlns:r="http://schemas.openxmlformats.org/officeDocument/2006/relationships" xmlns:m="http://schemas.openxmlformats.org/officeDocument/2006/math" xmlns:v="urn:schemas-microsoft-com:vml" xmlns:wp14="http://schemas.microsoft.com/office/word/2010/wordprocessingDrawing" xmlns:wp="http://schemas.openxmlformats.org/drawingml/2006/wordprocessingDrawing" xmlns:w10="urn:schemas-microsoft-com:office:word" xmlns:w="http://schemas.openxmlformats.org/wordprocessingml/2006/main" xmlns:w14="http://schemas.microsoft.com/office/word/2010/wordml" xmlns:w15="http://schemas.microsoft.com/office/word/2012/wordml" xmlns:wpg="http://schemas.microsoft.com/office/word/2010/wordprocessingGroup" xmlns:wpi="http://schemas.microsoft.com/office/word/2010/wordprocessingInk" xmlns:wne="http://schemas.microsoft.com/office/word/2006/wordml" xmlns:wps="http://schemas.microsoft.com/office/word/2010/wordprocessingShape" mc:Ignorable="w14 w15 wp14">
+<w:hdr xmlns:wpc="http://schemas.microsoft.com/office/word/2010/wordprocessingCanvas" xmlns:cx="http://schemas.microsoft.com/office/drawing/2014/chartex" xmlns:cx1="http://schemas.microsoft.com/office/drawing/2015/9/8/chartex" xmlns:cx2="http://schemas.microsoft.com/office/drawing/2015/10/21/chartex" xmlns:cx3="http://schemas.microsoft.com/office/drawing/2016/5/9/chartex" xmlns:cx4="http://schemas.microsoft.com/office/drawing/2016/5/10/chartex" xmlns:cx5="http://schemas.microsoft.com/office/drawing/2016/5/11/chartex" xmlns:cx6="http://schemas.microsoft.com/office/drawing/2016/5/12/chartex" xmlns:cx7="http://schemas.microsoft.com/office/drawing/2016/5/13/chartex" xmlns:cx8="http://schemas.microsoft.com/office/drawing/2016/5/14/chartex" xmlns:mc="http://schemas.openxmlformats.org/markup-compatibility/2006" xmlns:aink="http://schemas.microsoft.com/office/drawing/2016/ink" xmlns:am3d="http://schemas.microsoft.com/office/drawing/2017/model3d" xmlns:o="urn:schemas-microsoft-com:office:office" xmlns:oel="http://schemas.microsoft.com/office/2019/extlst" xmlns:r="http://schemas.openxmlformats.org/officeDocument/2006/relationships" xmlns:m="http://schemas.openxmlformats.org/officeDocument/2006/math" xmlns:v="urn:schemas-microsoft-com:vml" xmlns:wp14="http://schemas.microsoft.com/office/word/2010/wordprocessingDrawing" xmlns:wp="http://schemas.openxmlformats.org/drawingml/2006/wordprocessingDrawing" xmlns:w10="urn:schemas-microsoft-com:office:word" xmlns:w="http://schemas.openxmlformats.org/wordprocessingml/2006/main" xmlns:w14="http://schemas.microsoft.com/office/word/2010/wordml" xmlns:w15="http://schemas.microsoft.com/office/word/2012/wordml" xmlns:w16cex="http://schemas.microsoft.com/office/word/2018/wordml/cex" xmlns:w16cid="http://schemas.microsoft.com/office/word/2016/wordml/cid" xmlns:w16="http://schemas.microsoft.com/office/word/2018/wordml" xmlns:w16du="http://schemas.microsoft.com/office/word/2023/wordml/word16du" xmlns:w16sdtdh="http://schemas.microsoft.com/office/word/2020/wordml/sdtdatahash" xmlns:w16sdtfl="http://schemas.microsoft.com/office/word/2024/wordml/sdtformatlock" xmlns:w16se="http://schemas.microsoft.com/office/word/2015/wordml/symex" xmlns:wpg="http://schemas.microsoft.com/office/word/2010/wordprocessingGroup" xmlns:wpi="http://schemas.microsoft.com/office/word/2010/wordprocessingInk" xmlns:wne="http://schemas.microsoft.com/office/word/2006/wordml" xmlns:wps="http://schemas.microsoft.com/office/word/2010/wordprocessingShape" mc:Ignorable="w14 w15 w16se w16cid w16 w16cex w16sdtdh w16sdtfl w16du wp14">
   <w:p>
     <w:pPr>
       <w:pStyle w:val="Header"/>
@@ -6773,7 +6868,7 @@
       <w:rPr>
         <w:noProof/>
       </w:rPr>
-      <w:pict>
+      <w:pict w14:anchorId="364B99AC">
         <v:shapetype id="_x0000_t136" coordsize="21600,21600" o:spt="136" adj="10800" path="m@7,l@8,m@5,21600l@6,21600e">
           <v:formulas>
             <v:f eqn="sum #0 0 10800"/>
@@ -6798,9 +6893,10 @@
           </v:handles>
           <o:lock v:ext="edit" text="t" shapetype="t"/>
         </v:shapetype>
-        <v:shape id="PowerPlusWaterMarkObject541379563" o:spid="_x0000_s2050" type="#_x0000_t136" style="position:absolute;margin-left:0;margin-top:0;width:412.4pt;height:247.4pt;rotation:315;z-index:-251653120;mso-position-horizontal:center;mso-position-horizontal-relative:margin;mso-position-vertical:center;mso-position-vertical-relative:margin" o:allowincell="f" fillcolor="#a8d08d [1945]" stroked="f">
+        <v:shape id="PowerPlusWaterMarkObject541379563" o:spid="_x0000_s1026" type="#_x0000_t136" style="position:absolute;margin-left:0;margin-top:0;width:412.4pt;height:247.4pt;rotation:315;z-index:-251653120;mso-position-horizontal:center;mso-position-horizontal-relative:margin;mso-position-vertical:center;mso-position-vertical-relative:margin" o:allowincell="f" fillcolor="#a8d08d [1945]" stroked="f">
           <v:fill opacity=".5"/>
           <v:textpath style="font-family:&quot;Calibri&quot;;font-size:1pt" string="DRAFT"/>
+          <w10:wrap anchorx="margin" anchory="margin"/>
         </v:shape>
       </w:pict>
     </w:r>
@@ -6809,7 +6905,7 @@
 </file>
 
 <file path=word/header2.xml><?xml version="1.0" encoding="utf-8"?>
-<w:hdr xmlns:wpc="http://schemas.microsoft.com/office/word/2010/wordprocessingCanvas" xmlns:mc="http://schemas.openxmlformats.org/markup-compatibility/2006" xmlns:o="urn:schemas-microsoft-com:office:office" xmlns:r="http://schemas.openxmlformats.org/officeDocument/2006/relationships" xmlns:m="http://schemas.openxmlformats.org/officeDocument/2006/math" xmlns:v="urn:schemas-microsoft-com:vml" xmlns:wp14="http://schemas.microsoft.com/office/word/2010/wordprocessingDrawing" xmlns:wp="http://schemas.openxmlformats.org/drawingml/2006/wordprocessingDrawing" xmlns:w10="urn:schemas-microsoft-com:office:word" xmlns:w="http://schemas.openxmlformats.org/wordprocessingml/2006/main" xmlns:w14="http://schemas.microsoft.com/office/word/2010/wordml" xmlns:w15="http://schemas.microsoft.com/office/word/2012/wordml" xmlns:wpg="http://schemas.microsoft.com/office/word/2010/wordprocessingGroup" xmlns:wpi="http://schemas.microsoft.com/office/word/2010/wordprocessingInk" xmlns:wne="http://schemas.microsoft.com/office/word/2006/wordml" xmlns:wps="http://schemas.microsoft.com/office/word/2010/wordprocessingShape" mc:Ignorable="w14 w15 wp14">
+<w:hdr xmlns:wpc="http://schemas.microsoft.com/office/word/2010/wordprocessingCanvas" xmlns:cx="http://schemas.microsoft.com/office/drawing/2014/chartex" xmlns:cx1="http://schemas.microsoft.com/office/drawing/2015/9/8/chartex" xmlns:cx2="http://schemas.microsoft.com/office/drawing/2015/10/21/chartex" xmlns:cx3="http://schemas.microsoft.com/office/drawing/2016/5/9/chartex" xmlns:cx4="http://schemas.microsoft.com/office/drawing/2016/5/10/chartex" xmlns:cx5="http://schemas.microsoft.com/office/drawing/2016/5/11/chartex" xmlns:cx6="http://schemas.microsoft.com/office/drawing/2016/5/12/chartex" xmlns:cx7="http://schemas.microsoft.com/office/drawing/2016/5/13/chartex" xmlns:cx8="http://schemas.microsoft.com/office/drawing/2016/5/14/chartex" xmlns:mc="http://schemas.openxmlformats.org/markup-compatibility/2006" xmlns:aink="http://schemas.microsoft.com/office/drawing/2016/ink" xmlns:am3d="http://schemas.microsoft.com/office/drawing/2017/model3d" xmlns:o="urn:schemas-microsoft-com:office:office" xmlns:oel="http://schemas.microsoft.com/office/2019/extlst" xmlns:r="http://schemas.openxmlformats.org/officeDocument/2006/relationships" xmlns:m="http://schemas.openxmlformats.org/officeDocument/2006/math" xmlns:v="urn:schemas-microsoft-com:vml" xmlns:wp14="http://schemas.microsoft.com/office/word/2010/wordprocessingDrawing" xmlns:wp="http://schemas.openxmlformats.org/drawingml/2006/wordprocessingDrawing" xmlns:w10="urn:schemas-microsoft-com:office:word" xmlns:w="http://schemas.openxmlformats.org/wordprocessingml/2006/main" xmlns:w14="http://schemas.microsoft.com/office/word/2010/wordml" xmlns:w15="http://schemas.microsoft.com/office/word/2012/wordml" xmlns:w16cex="http://schemas.microsoft.com/office/word/2018/wordml/cex" xmlns:w16cid="http://schemas.microsoft.com/office/word/2016/wordml/cid" xmlns:w16="http://schemas.microsoft.com/office/word/2018/wordml" xmlns:w16du="http://schemas.microsoft.com/office/word/2023/wordml/word16du" xmlns:w16sdtdh="http://schemas.microsoft.com/office/word/2020/wordml/sdtdatahash" xmlns:w16sdtfl="http://schemas.microsoft.com/office/word/2024/wordml/sdtformatlock" xmlns:w16se="http://schemas.microsoft.com/office/word/2015/wordml/symex" xmlns:wpg="http://schemas.microsoft.com/office/word/2010/wordprocessingGroup" xmlns:wpi="http://schemas.microsoft.com/office/word/2010/wordprocessingInk" xmlns:wne="http://schemas.microsoft.com/office/word/2006/wordml" xmlns:wps="http://schemas.microsoft.com/office/word/2010/wordprocessingShape" mc:Ignorable="w14 w15 w16se w16cid w16 w16cex w16sdtdh w16sdtfl w16du wp14">
   <w:p>
     <w:pPr>
       <w:pStyle w:val="Header"/>
@@ -6818,7 +6914,7 @@
       <w:rPr>
         <w:noProof/>
       </w:rPr>
-      <w:pict>
+      <w:pict w14:anchorId="0D532A8A">
         <v:shapetype id="_x0000_t136" coordsize="21600,21600" o:spt="136" adj="10800" path="m@7,l@8,m@5,21600l@6,21600e">
           <v:formulas>
             <v:f eqn="sum #0 0 10800"/>
@@ -6843,9 +6939,10 @@
           </v:handles>
           <o:lock v:ext="edit" text="t" shapetype="t"/>
         </v:shapetype>
-        <v:shape id="PowerPlusWaterMarkObject541379564" o:spid="_x0000_s2051" type="#_x0000_t136" style="position:absolute;margin-left:0;margin-top:0;width:412.4pt;height:247.4pt;rotation:315;z-index:-251651072;mso-position-horizontal:center;mso-position-horizontal-relative:margin;mso-position-vertical:center;mso-position-vertical-relative:margin" o:allowincell="f" fillcolor="#a8d08d [1945]" stroked="f">
+        <v:shape id="PowerPlusWaterMarkObject541379564" o:spid="_x0000_s1027" type="#_x0000_t136" style="position:absolute;margin-left:0;margin-top:0;width:412.4pt;height:247.4pt;rotation:315;z-index:-251651072;mso-position-horizontal:center;mso-position-horizontal-relative:margin;mso-position-vertical:center;mso-position-vertical-relative:margin" o:allowincell="f" fillcolor="#a8d08d [1945]" stroked="f">
           <v:fill opacity=".5"/>
           <v:textpath style="font-family:&quot;Calibri&quot;;font-size:1pt" string="DRAFT"/>
+          <w10:wrap anchorx="margin" anchory="margin"/>
         </v:shape>
       </w:pict>
     </w:r>
@@ -6854,7 +6951,7 @@
 </file>
 
 <file path=word/header3.xml><?xml version="1.0" encoding="utf-8"?>
-<w:hdr xmlns:wpc="http://schemas.microsoft.com/office/word/2010/wordprocessingCanvas" xmlns:mc="http://schemas.openxmlformats.org/markup-compatibility/2006" xmlns:o="urn:schemas-microsoft-com:office:office" xmlns:r="http://schemas.openxmlformats.org/officeDocument/2006/relationships" xmlns:m="http://schemas.openxmlformats.org/officeDocument/2006/math" xmlns:v="urn:schemas-microsoft-com:vml" xmlns:wp14="http://schemas.microsoft.com/office/word/2010/wordprocessingDrawing" xmlns:wp="http://schemas.openxmlformats.org/drawingml/2006/wordprocessingDrawing" xmlns:w10="urn:schemas-microsoft-com:office:word" xmlns:w="http://schemas.openxmlformats.org/wordprocessingml/2006/main" xmlns:w14="http://schemas.microsoft.com/office/word/2010/wordml" xmlns:w15="http://schemas.microsoft.com/office/word/2012/wordml" xmlns:wpg="http://schemas.microsoft.com/office/word/2010/wordprocessingGroup" xmlns:wpi="http://schemas.microsoft.com/office/word/2010/wordprocessingInk" xmlns:wne="http://schemas.microsoft.com/office/word/2006/wordml" xmlns:wps="http://schemas.microsoft.com/office/word/2010/wordprocessingShape" mc:Ignorable="w14 w15 wp14">
+<w:hdr xmlns:wpc="http://schemas.microsoft.com/office/word/2010/wordprocessingCanvas" xmlns:cx="http://schemas.microsoft.com/office/drawing/2014/chartex" xmlns:cx1="http://schemas.microsoft.com/office/drawing/2015/9/8/chartex" xmlns:cx2="http://schemas.microsoft.com/office/drawing/2015/10/21/chartex" xmlns:cx3="http://schemas.microsoft.com/office/drawing/2016/5/9/chartex" xmlns:cx4="http://schemas.microsoft.com/office/drawing/2016/5/10/chartex" xmlns:cx5="http://schemas.microsoft.com/office/drawing/2016/5/11/chartex" xmlns:cx6="http://schemas.microsoft.com/office/drawing/2016/5/12/chartex" xmlns:cx7="http://schemas.microsoft.com/office/drawing/2016/5/13/chartex" xmlns:cx8="http://schemas.microsoft.com/office/drawing/2016/5/14/chartex" xmlns:mc="http://schemas.openxmlformats.org/markup-compatibility/2006" xmlns:aink="http://schemas.microsoft.com/office/drawing/2016/ink" xmlns:am3d="http://schemas.microsoft.com/office/drawing/2017/model3d" xmlns:o="urn:schemas-microsoft-com:office:office" xmlns:oel="http://schemas.microsoft.com/office/2019/extlst" xmlns:r="http://schemas.openxmlformats.org/officeDocument/2006/relationships" xmlns:m="http://schemas.openxmlformats.org/officeDocument/2006/math" xmlns:v="urn:schemas-microsoft-com:vml" xmlns:wp14="http://schemas.microsoft.com/office/word/2010/wordprocessingDrawing" xmlns:wp="http://schemas.openxmlformats.org/drawingml/2006/wordprocessingDrawing" xmlns:w10="urn:schemas-microsoft-com:office:word" xmlns:w="http://schemas.openxmlformats.org/wordprocessingml/2006/main" xmlns:w14="http://schemas.microsoft.com/office/word/2010/wordml" xmlns:w15="http://schemas.microsoft.com/office/word/2012/wordml" xmlns:w16cex="http://schemas.microsoft.com/office/word/2018/wordml/cex" xmlns:w16cid="http://schemas.microsoft.com/office/word/2016/wordml/cid" xmlns:w16="http://schemas.microsoft.com/office/word/2018/wordml" xmlns:w16du="http://schemas.microsoft.com/office/word/2023/wordml/word16du" xmlns:w16sdtdh="http://schemas.microsoft.com/office/word/2020/wordml/sdtdatahash" xmlns:w16sdtfl="http://schemas.microsoft.com/office/word/2024/wordml/sdtformatlock" xmlns:w16se="http://schemas.microsoft.com/office/word/2015/wordml/symex" xmlns:wpg="http://schemas.microsoft.com/office/word/2010/wordprocessingGroup" xmlns:wpi="http://schemas.microsoft.com/office/word/2010/wordprocessingInk" xmlns:wne="http://schemas.microsoft.com/office/word/2006/wordml" xmlns:wps="http://schemas.microsoft.com/office/word/2010/wordprocessingShape" mc:Ignorable="w14 w15 w16se w16cid w16 w16cex w16sdtdh w16sdtfl w16du wp14">
   <w:p>
     <w:pPr>
       <w:pStyle w:val="Header"/>
@@ -6863,7 +6960,7 @@
       <w:rPr>
         <w:noProof/>
       </w:rPr>
-      <w:pict>
+      <w:pict w14:anchorId="16F20107">
         <v:shapetype id="_x0000_t136" coordsize="21600,21600" o:spt="136" adj="10800" path="m@7,l@8,m@5,21600l@6,21600e">
           <v:formulas>
             <v:f eqn="sum #0 0 10800"/>
@@ -6888,9 +6985,10 @@
           </v:handles>
           <o:lock v:ext="edit" text="t" shapetype="t"/>
         </v:shapetype>
-        <v:shape id="PowerPlusWaterMarkObject541379562" o:spid="_x0000_s2049" type="#_x0000_t136" style="position:absolute;margin-left:0;margin-top:0;width:412.4pt;height:247.4pt;rotation:315;z-index:-251655168;mso-position-horizontal:center;mso-position-horizontal-relative:margin;mso-position-vertical:center;mso-position-vertical-relative:margin" o:allowincell="f" fillcolor="#a8d08d [1945]" stroked="f">
+        <v:shape id="PowerPlusWaterMarkObject541379562" o:spid="_x0000_s1025" type="#_x0000_t136" style="position:absolute;margin-left:0;margin-top:0;width:412.4pt;height:247.4pt;rotation:315;z-index:-251655168;mso-position-horizontal:center;mso-position-horizontal-relative:margin;mso-position-vertical:center;mso-position-vertical-relative:margin" o:allowincell="f" fillcolor="#a8d08d [1945]" stroked="f">
           <v:fill opacity=".5"/>
           <v:textpath style="font-family:&quot;Calibri&quot;;font-size:1pt" string="DRAFT"/>
+          <w10:wrap anchorx="margin" anchory="margin"/>
         </v:shape>
       </w:pict>
     </w:r>
@@ -6899,10 +6997,10 @@
 </file>
 
 <file path=word/numbering.xml><?xml version="1.0" encoding="utf-8"?>
-<w:numbering xmlns:wpc="http://schemas.microsoft.com/office/word/2010/wordprocessingCanvas" xmlns:mc="http://schemas.openxmlformats.org/markup-compatibility/2006" xmlns:o="urn:schemas-microsoft-com:office:office" xmlns:r="http://schemas.openxmlformats.org/officeDocument/2006/relationships" xmlns:m="http://schemas.openxmlformats.org/officeDocument/2006/math" xmlns:v="urn:schemas-microsoft-com:vml" xmlns:wp14="http://schemas.microsoft.com/office/word/2010/wordprocessingDrawing" xmlns:wp="http://schemas.openxmlformats.org/drawingml/2006/wordprocessingDrawing" xmlns:w10="urn:schemas-microsoft-com:office:word" xmlns:w="http://schemas.openxmlformats.org/wordprocessingml/2006/main" xmlns:w14="http://schemas.microsoft.com/office/word/2010/wordml" xmlns:w15="http://schemas.microsoft.com/office/word/2012/wordml" xmlns:wpg="http://schemas.microsoft.com/office/word/2010/wordprocessingGroup" xmlns:wpi="http://schemas.microsoft.com/office/word/2010/wordprocessingInk" xmlns:wne="http://schemas.microsoft.com/office/word/2006/wordml" xmlns:wps="http://schemas.microsoft.com/office/word/2010/wordprocessingShape" mc:Ignorable="w14 w15 wp14">
+<w:numbering xmlns:wpc="http://schemas.microsoft.com/office/word/2010/wordprocessingCanvas" xmlns:cx="http://schemas.microsoft.com/office/drawing/2014/chartex" xmlns:cx1="http://schemas.microsoft.com/office/drawing/2015/9/8/chartex" xmlns:cx2="http://schemas.microsoft.com/office/drawing/2015/10/21/chartex" xmlns:cx3="http://schemas.microsoft.com/office/drawing/2016/5/9/chartex" xmlns:cx4="http://schemas.microsoft.com/office/drawing/2016/5/10/chartex" xmlns:cx5="http://schemas.microsoft.com/office/drawing/2016/5/11/chartex" xmlns:cx6="http://schemas.microsoft.com/office/drawing/2016/5/12/chartex" xmlns:cx7="http://schemas.microsoft.com/office/drawing/2016/5/13/chartex" xmlns:cx8="http://schemas.microsoft.com/office/drawing/2016/5/14/chartex" xmlns:mc="http://schemas.openxmlformats.org/markup-compatibility/2006" xmlns:aink="http://schemas.microsoft.com/office/drawing/2016/ink" xmlns:am3d="http://schemas.microsoft.com/office/drawing/2017/model3d" xmlns:o="urn:schemas-microsoft-com:office:office" xmlns:oel="http://schemas.microsoft.com/office/2019/extlst" xmlns:r="http://schemas.openxmlformats.org/officeDocument/2006/relationships" xmlns:m="http://schemas.openxmlformats.org/officeDocument/2006/math" xmlns:v="urn:schemas-microsoft-com:vml" xmlns:wp14="http://schemas.microsoft.com/office/word/2010/wordprocessingDrawing" xmlns:wp="http://schemas.openxmlformats.org/drawingml/2006/wordprocessingDrawing" xmlns:w10="urn:schemas-microsoft-com:office:word" xmlns:w="http://schemas.openxmlformats.org/wordprocessingml/2006/main" xmlns:w14="http://schemas.microsoft.com/office/word/2010/wordml" xmlns:w15="http://schemas.microsoft.com/office/word/2012/wordml" xmlns:w16cex="http://schemas.microsoft.com/office/word/2018/wordml/cex" xmlns:w16cid="http://schemas.microsoft.com/office/word/2016/wordml/cid" xmlns:w16="http://schemas.microsoft.com/office/word/2018/wordml" xmlns:w16du="http://schemas.microsoft.com/office/word/2023/wordml/word16du" xmlns:w16sdtdh="http://schemas.microsoft.com/office/word/2020/wordml/sdtdatahash" xmlns:w16sdtfl="http://schemas.microsoft.com/office/word/2024/wordml/sdtformatlock" xmlns:w16se="http://schemas.microsoft.com/office/word/2015/wordml/symex" xmlns:wpg="http://schemas.microsoft.com/office/word/2010/wordprocessingGroup" xmlns:wpi="http://schemas.microsoft.com/office/word/2010/wordprocessingInk" xmlns:wne="http://schemas.microsoft.com/office/word/2006/wordml" xmlns:wps="http://schemas.microsoft.com/office/word/2010/wordprocessingShape" mc:Ignorable="w14 w15 w16se w16cid w16 w16cex w16sdtdh w16sdtfl w16du wp14">
   <w:numPicBullet w:numPicBulletId="0">
     <w:pict>
-      <v:shapetype id="_x0000_t75" coordsize="21600,21600" o:spt="75" o:preferrelative="t" path="m@4@5l@4@11@9@11@9@5xe" filled="f" stroked="f">
+      <v:shapetype w14:anchorId="4E639402" id="_x0000_t75" coordsize="21600,21600" o:spt="75" o:preferrelative="t" path="m@4@5l@4@11@9@11@9@5xe" filled="f" stroked="f">
         <v:stroke joinstyle="miter"/>
         <v:formulas>
           <v:f eqn="if lineDrawn pixelLineWidth 0"/>
@@ -6921,7 +7019,7 @@
         <v:path o:extrusionok="f" gradientshapeok="t" o:connecttype="rect"/>
         <o:lock v:ext="edit" aspectratio="t"/>
       </v:shapetype>
-      <v:shape id="_x0000_i1037" type="#_x0000_t75" style="width:11.4pt;height:11.4pt" o:bullet="t">
+      <v:shape id="_x0000_i1025" type="#_x0000_t75" style="width:11.5pt;height:11.5pt" o:bullet="t">
         <v:imagedata r:id="rId1" o:title="msoA55B"/>
       </v:shape>
     </w:pict>
@@ -8923,22 +9021,22 @@
       </w:pPr>
     </w:lvl>
   </w:abstractNum>
-  <w:num w:numId="1">
+  <w:num w:numId="1" w16cid:durableId="728498558">
     <w:abstractNumId w:val="11"/>
   </w:num>
-  <w:num w:numId="2">
+  <w:num w:numId="2" w16cid:durableId="910384837">
     <w:abstractNumId w:val="13"/>
   </w:num>
-  <w:num w:numId="3">
+  <w:num w:numId="3" w16cid:durableId="531067881">
     <w:abstractNumId w:val="13"/>
   </w:num>
-  <w:num w:numId="4">
+  <w:num w:numId="4" w16cid:durableId="1709335107">
     <w:abstractNumId w:val="13"/>
   </w:num>
-  <w:num w:numId="5">
+  <w:num w:numId="5" w16cid:durableId="2056200814">
     <w:abstractNumId w:val="3"/>
   </w:num>
-  <w:num w:numId="6">
+  <w:num w:numId="6" w16cid:durableId="1676570889">
     <w:abstractNumId w:val="3"/>
     <w:lvlOverride w:ilvl="0">
       <w:startOverride w:val="1"/>
@@ -8968,59 +9066,59 @@
       <w:startOverride w:val="1"/>
     </w:lvlOverride>
   </w:num>
-  <w:num w:numId="7">
+  <w:num w:numId="7" w16cid:durableId="2094739269">
     <w:abstractNumId w:val="3"/>
   </w:num>
-  <w:num w:numId="8">
+  <w:num w:numId="8" w16cid:durableId="2056268974">
     <w:abstractNumId w:val="8"/>
   </w:num>
-  <w:num w:numId="9">
+  <w:num w:numId="9" w16cid:durableId="1780756504">
     <w:abstractNumId w:val="7"/>
   </w:num>
-  <w:num w:numId="10">
+  <w:num w:numId="10" w16cid:durableId="1827353274">
     <w:abstractNumId w:val="4"/>
   </w:num>
-  <w:num w:numId="11">
+  <w:num w:numId="11" w16cid:durableId="528841457">
     <w:abstractNumId w:val="12"/>
   </w:num>
-  <w:num w:numId="12">
+  <w:num w:numId="12" w16cid:durableId="349188325">
     <w:abstractNumId w:val="17"/>
   </w:num>
-  <w:num w:numId="13">
+  <w:num w:numId="13" w16cid:durableId="1028607258">
     <w:abstractNumId w:val="9"/>
   </w:num>
-  <w:num w:numId="14">
+  <w:num w:numId="14" w16cid:durableId="308444457">
     <w:abstractNumId w:val="2"/>
   </w:num>
-  <w:num w:numId="15">
+  <w:num w:numId="15" w16cid:durableId="2078436364">
     <w:abstractNumId w:val="10"/>
   </w:num>
-  <w:num w:numId="16">
+  <w:num w:numId="16" w16cid:durableId="1955400340">
     <w:abstractNumId w:val="16"/>
   </w:num>
-  <w:num w:numId="17">
+  <w:num w:numId="17" w16cid:durableId="1761756659">
     <w:abstractNumId w:val="6"/>
   </w:num>
-  <w:num w:numId="18">
+  <w:num w:numId="18" w16cid:durableId="934558373">
     <w:abstractNumId w:val="0"/>
   </w:num>
-  <w:num w:numId="19">
+  <w:num w:numId="19" w16cid:durableId="1487697187">
     <w:abstractNumId w:val="1"/>
   </w:num>
-  <w:num w:numId="20">
+  <w:num w:numId="20" w16cid:durableId="1916739142">
     <w:abstractNumId w:val="15"/>
   </w:num>
-  <w:num w:numId="21">
+  <w:num w:numId="21" w16cid:durableId="1644575725">
     <w:abstractNumId w:val="5"/>
   </w:num>
-  <w:num w:numId="22">
+  <w:num w:numId="22" w16cid:durableId="214242807">
     <w:abstractNumId w:val="14"/>
   </w:num>
 </w:numbering>
 </file>
 
 <file path=word/styles.xml><?xml version="1.0" encoding="utf-8"?>
-<w:styles xmlns:mc="http://schemas.openxmlformats.org/markup-compatibility/2006" xmlns:r="http://schemas.openxmlformats.org/officeDocument/2006/relationships" xmlns:w="http://schemas.openxmlformats.org/wordprocessingml/2006/main" xmlns:w14="http://schemas.microsoft.com/office/word/2010/wordml" xmlns:w15="http://schemas.microsoft.com/office/word/2012/wordml" mc:Ignorable="w14 w15">
+<w:styles xmlns:mc="http://schemas.openxmlformats.org/markup-compatibility/2006" xmlns:r="http://schemas.openxmlformats.org/officeDocument/2006/relationships" xmlns:w="http://schemas.openxmlformats.org/wordprocessingml/2006/main" xmlns:w14="http://schemas.microsoft.com/office/word/2010/wordml" xmlns:w15="http://schemas.microsoft.com/office/word/2012/wordml" xmlns:w16cex="http://schemas.microsoft.com/office/word/2018/wordml/cex" xmlns:w16cid="http://schemas.microsoft.com/office/word/2016/wordml/cid" xmlns:w16="http://schemas.microsoft.com/office/word/2018/wordml" xmlns:w16du="http://schemas.microsoft.com/office/word/2023/wordml/word16du" xmlns:w16sdtdh="http://schemas.microsoft.com/office/word/2020/wordml/sdtdatahash" xmlns:w16sdtfl="http://schemas.microsoft.com/office/word/2024/wordml/sdtformatlock" xmlns:w16se="http://schemas.microsoft.com/office/word/2015/wordml/symex" mc:Ignorable="w14 w15 w16se w16cid w16 w16cex w16sdtdh w16sdtfl w16du">
   <w:docDefaults>
     <w:rPrDefault>
       <w:rPr>
@@ -9036,7 +9134,7 @@
       </w:pPr>
     </w:pPrDefault>
   </w:docDefaults>
-  <w:latentStyles w:defLockedState="0" w:defUIPriority="99" w:defSemiHidden="0" w:defUnhideWhenUsed="0" w:defQFormat="0" w:count="371">
+  <w:latentStyles w:defLockedState="0" w:defUIPriority="99" w:defSemiHidden="0" w:defUnhideWhenUsed="0" w:defQFormat="0" w:count="376">
     <w:lsdException w:name="Normal" w:uiPriority="0" w:qFormat="1"/>
     <w:lsdException w:name="heading 1" w:uiPriority="9" w:qFormat="1"/>
     <w:lsdException w:name="heading 2" w:semiHidden="1" w:uiPriority="9" w:unhideWhenUsed="1" w:qFormat="1"/>
@@ -9408,6 +9506,11 @@
     <w:lsdException w:name="List Table 5 Dark Accent 6" w:uiPriority="50"/>
     <w:lsdException w:name="List Table 6 Colorful Accent 6" w:uiPriority="51"/>
     <w:lsdException w:name="List Table 7 Colorful Accent 6" w:uiPriority="52"/>
+    <w:lsdException w:name="Mention" w:semiHidden="1" w:unhideWhenUsed="1"/>
+    <w:lsdException w:name="Smart Hyperlink" w:semiHidden="1" w:unhideWhenUsed="1"/>
+    <w:lsdException w:name="Hashtag" w:semiHidden="1" w:unhideWhenUsed="1"/>
+    <w:lsdException w:name="Unresolved Mention" w:semiHidden="1" w:unhideWhenUsed="1"/>
+    <w:lsdException w:name="Smart Link" w:semiHidden="1" w:unhideWhenUsed="1"/>
   </w:latentStyles>
   <w:style w:type="paragraph" w:default="1" w:styleId="Normal">
     <w:name w:val="Normal"/>
